--- a/docs/specs/bank-email-feature-review.docx
+++ b/docs/specs/bank-email-feature-review.docx
@@ -8496,6 +8496,632 @@
           <w:b/>
         </w:rPr>
         <w:t>Growing that dictionary is the highest-return engineering in this feature.</w:t>
+      </w:r>
+    </w:p>
+    <w:p>
+      <w:pPr>
+        <w:spacing w:before="160" w:after="200"/>
+        <w:pBdr>
+          <w:bottom w:val="single" w:sz="6" w:space="1" w:color="C8C8C8"/>
+        </w:pBdr>
+      </w:pPr>
+    </w:p>
+    <w:p>
+      <w:pPr>
+        <w:pStyle w:val="Heading2"/>
+      </w:pPr>
+      <w:r>
+        <w:rPr>
+          <w:rFonts w:ascii="Helvetica Neue" w:hAnsi="Helvetica Neue"/>
+          <w:b/>
+          <w:color w:val="1A1A1A"/>
+          <w:sz w:val="25"/>
+        </w:rPr>
+        <w:t>Part 9 — Where else this feature is documented</w:t>
+      </w:r>
+    </w:p>
+    <w:p>
+      <w:r>
+        <w:rPr>
+          <w:b/>
+        </w:rPr>
+        <w:t>This document is a review, not a reference.</w:t>
+      </w:r>
+      <w:r>
+        <w:t xml:space="preserve"> It is dated, it is built on production</w:t>
+      </w:r>
+    </w:p>
+    <w:p>
+      <w:r>
+        <w:t xml:space="preserve">measurement, and it will be superseded. It deliberately does </w:t>
+      </w:r>
+      <w:r>
+        <w:rPr>
+          <w:b/>
+        </w:rPr>
+        <w:t>not</w:t>
+      </w:r>
+      <w:r>
+        <w:t xml:space="preserve"> re-describe how the</w:t>
+      </w:r>
+    </w:p>
+    <w:p>
+      <w:r>
+        <w:t>pipeline works, because four other documents already do that, and a fifth description is</w:t>
+      </w:r>
+    </w:p>
+    <w:p>
+      <w:r>
+        <w:t>how a set of docs starts to disagree with itself.</w:t>
+      </w:r>
+    </w:p>
+    <w:p>
+      <w:r>
+        <w:t>Read those first if you want the mechanism. Come back here for what it is currently doing.</w:t>
+      </w:r>
+    </w:p>
+    <w:tbl>
+      <w:tblPr>
+        <w:tblStyle w:val="TableGrid"/>
+        <w:tblW w:type="auto" w:w="0"/>
+        <w:tblLook w:firstColumn="1" w:firstRow="1" w:lastColumn="0" w:lastRow="0" w:noHBand="0" w:noVBand="1" w:val="04A0"/>
+      </w:tblPr>
+      <w:tblGrid>
+        <w:gridCol w:w="4680"/>
+        <w:gridCol w:w="4680"/>
+      </w:tblGrid>
+      <w:tr>
+        <w:tc>
+          <w:tcPr>
+            <w:tcW w:type="dxa" w:w="4680"/>
+            <w:shd w:val="clear" w:color="auto" w:fill="EDEFEC"/>
+          </w:tcPr>
+          <w:p>
+            <w:pPr>
+              <w:spacing w:after="40" w:before="40"/>
+            </w:pPr>
+            <w:r>
+              <w:rPr>
+                <w:b/>
+                <w:sz w:val="17"/>
+              </w:rPr>
+            </w:r>
+            <w:r>
+              <w:rPr>
+                <w:b/>
+                <w:sz w:val="17"/>
+              </w:rPr>
+              <w:t>If you need</w:t>
+            </w:r>
+          </w:p>
+        </w:tc>
+        <w:tc>
+          <w:tcPr>
+            <w:tcW w:type="dxa" w:w="4680"/>
+            <w:shd w:val="clear" w:color="auto" w:fill="EDEFEC"/>
+          </w:tcPr>
+          <w:p>
+            <w:pPr>
+              <w:spacing w:after="40" w:before="40"/>
+            </w:pPr>
+            <w:r>
+              <w:rPr>
+                <w:b/>
+                <w:sz w:val="17"/>
+              </w:rPr>
+            </w:r>
+            <w:r>
+              <w:rPr>
+                <w:b/>
+                <w:sz w:val="17"/>
+              </w:rPr>
+              <w:t>Read</w:t>
+            </w:r>
+          </w:p>
+        </w:tc>
+      </w:tr>
+      <w:tr>
+        <w:tc>
+          <w:tcPr>
+            <w:tcW w:type="dxa" w:w="4680"/>
+          </w:tcPr>
+          <w:p>
+            <w:pPr>
+              <w:spacing w:after="40" w:before="40"/>
+            </w:pPr>
+            <w:r>
+              <w:rPr>
+                <w:sz w:val="17"/>
+              </w:rPr>
+            </w:r>
+            <w:r>
+              <w:rPr>
+                <w:sz w:val="17"/>
+              </w:rPr>
+              <w:t>The whole feature, all three transports, behaviour then technical appendix</w:t>
+            </w:r>
+          </w:p>
+        </w:tc>
+        <w:tc>
+          <w:tcPr>
+            <w:tcW w:type="dxa" w:w="4680"/>
+          </w:tcPr>
+          <w:p>
+            <w:pPr>
+              <w:spacing w:after="40" w:before="40"/>
+            </w:pPr>
+            <w:r>
+              <w:rPr>
+                <w:sz w:val="17"/>
+              </w:rPr>
+            </w:r>
+            <w:r>
+              <w:rPr>
+                <w:rFonts w:ascii="Menlo" w:hAnsi="Menlo"/>
+                <w:color w:val="0B5A4A"/>
+                <w:sz w:val="17"/>
+              </w:rPr>
+              <w:t>docs/specs/effortless-transaction-logging-spec.md</w:t>
+            </w:r>
+            <w:r>
+              <w:rPr>
+                <w:sz w:val="17"/>
+              </w:rPr>
+              <w:t xml:space="preserve"> (1,845 lines) — </w:t>
+            </w:r>
+            <w:r>
+              <w:rPr>
+                <w:b/>
+                <w:sz w:val="17"/>
+              </w:rPr>
+              <w:t>the most complete reference</w:t>
+            </w:r>
+          </w:p>
+        </w:tc>
+      </w:tr>
+      <w:tr>
+        <w:tc>
+          <w:tcPr>
+            <w:tcW w:type="dxa" w:w="4680"/>
+          </w:tcPr>
+          <w:p>
+            <w:pPr>
+              <w:spacing w:after="40" w:before="40"/>
+            </w:pPr>
+            <w:r>
+              <w:rPr>
+                <w:sz w:val="17"/>
+              </w:rPr>
+            </w:r>
+            <w:r>
+              <w:rPr>
+                <w:sz w:val="17"/>
+              </w:rPr>
+              <w:t>Route A (forwarding) end to end — dedup history, sealing, retention, schema</w:t>
+            </w:r>
+          </w:p>
+        </w:tc>
+        <w:tc>
+          <w:tcPr>
+            <w:tcW w:type="dxa" w:w="4680"/>
+          </w:tcPr>
+          <w:p>
+            <w:pPr>
+              <w:spacing w:after="40" w:before="40"/>
+            </w:pPr>
+            <w:r>
+              <w:rPr>
+                <w:sz w:val="17"/>
+              </w:rPr>
+            </w:r>
+            <w:r>
+              <w:rPr>
+                <w:rFonts w:ascii="Menlo" w:hAnsi="Menlo"/>
+                <w:color w:val="0B5A4A"/>
+                <w:sz w:val="17"/>
+              </w:rPr>
+              <w:t>docs/features/bank-email-pipeline.md</w:t>
+            </w:r>
+          </w:p>
+        </w:tc>
+      </w:tr>
+      <w:tr>
+        <w:tc>
+          <w:tcPr>
+            <w:tcW w:type="dxa" w:w="4680"/>
+          </w:tcPr>
+          <w:p>
+            <w:pPr>
+              <w:spacing w:after="40" w:before="40"/>
+            </w:pPr>
+            <w:r>
+              <w:rPr>
+                <w:sz w:val="17"/>
+              </w:rPr>
+            </w:r>
+            <w:r>
+              <w:rPr>
+                <w:sz w:val="17"/>
+              </w:rPr>
+              <w:t>Route B (direct read) — the holds, idempotency, windowing, grant lifecycle</w:t>
+            </w:r>
+          </w:p>
+        </w:tc>
+        <w:tc>
+          <w:tcPr>
+            <w:tcW w:type="dxa" w:w="4680"/>
+          </w:tcPr>
+          <w:p>
+            <w:pPr>
+              <w:spacing w:after="40" w:before="40"/>
+            </w:pPr>
+            <w:r>
+              <w:rPr>
+                <w:sz w:val="17"/>
+              </w:rPr>
+            </w:r>
+            <w:r>
+              <w:rPr>
+                <w:rFonts w:ascii="Menlo" w:hAnsi="Menlo"/>
+                <w:color w:val="0B5A4A"/>
+                <w:sz w:val="17"/>
+              </w:rPr>
+              <w:t>docs/features/direct-mailbox-read.md</w:t>
+            </w:r>
+          </w:p>
+        </w:tc>
+      </w:tr>
+      <w:tr>
+        <w:tc>
+          <w:tcPr>
+            <w:tcW w:type="dxa" w:w="4680"/>
+          </w:tcPr>
+          <w:p>
+            <w:pPr>
+              <w:spacing w:after="40" w:before="40"/>
+            </w:pPr>
+            <w:r>
+              <w:rPr>
+                <w:sz w:val="17"/>
+              </w:rPr>
+            </w:r>
+            <w:r>
+              <w:rPr>
+                <w:sz w:val="17"/>
+              </w:rPr>
+              <w:t xml:space="preserve">The review screen — routing, bulk tools, </w:t>
+            </w:r>
+            <w:r>
+              <w:rPr>
+                <w:b/>
+                <w:sz w:val="17"/>
+              </w:rPr>
+              <w:t>the category cascade</w:t>
+            </w:r>
+            <w:r>
+              <w:rPr>
+                <w:sz w:val="17"/>
+              </w:rPr>
+              <w:t>, retirement</w:t>
+            </w:r>
+          </w:p>
+        </w:tc>
+        <w:tc>
+          <w:tcPr>
+            <w:tcW w:type="dxa" w:w="4680"/>
+          </w:tcPr>
+          <w:p>
+            <w:pPr>
+              <w:spacing w:after="40" w:before="40"/>
+            </w:pPr>
+            <w:r>
+              <w:rPr>
+                <w:sz w:val="17"/>
+              </w:rPr>
+            </w:r>
+            <w:r>
+              <w:rPr>
+                <w:rFonts w:ascii="Menlo" w:hAnsi="Menlo"/>
+                <w:color w:val="0B5A4A"/>
+                <w:sz w:val="17"/>
+              </w:rPr>
+              <w:t>docs/specs/transaction-review-spec.md</w:t>
+            </w:r>
+          </w:p>
+        </w:tc>
+      </w:tr>
+      <w:tr>
+        <w:tc>
+          <w:tcPr>
+            <w:tcW w:type="dxa" w:w="4680"/>
+          </w:tcPr>
+          <w:p>
+            <w:pPr>
+              <w:spacing w:after="40" w:before="40"/>
+            </w:pPr>
+            <w:r>
+              <w:rPr>
+                <w:sz w:val="17"/>
+              </w:rPr>
+            </w:r>
+            <w:r>
+              <w:rPr>
+                <w:sz w:val="17"/>
+              </w:rPr>
+              <w:t>Why sealed staging is shaped the way it is</w:t>
+            </w:r>
+          </w:p>
+        </w:tc>
+        <w:tc>
+          <w:tcPr>
+            <w:tcW w:type="dxa" w:w="4680"/>
+          </w:tcPr>
+          <w:p>
+            <w:pPr>
+              <w:spacing w:after="40" w:before="40"/>
+            </w:pPr>
+            <w:r>
+              <w:rPr>
+                <w:sz w:val="17"/>
+              </w:rPr>
+            </w:r>
+            <w:r>
+              <w:rPr>
+                <w:rFonts w:ascii="Menlo" w:hAnsi="Menlo"/>
+                <w:color w:val="0B5A4A"/>
+                <w:sz w:val="17"/>
+              </w:rPr>
+              <w:t>pipeline/SEALED-STAGING-DESIGN.md</w:t>
+            </w:r>
+          </w:p>
+        </w:tc>
+      </w:tr>
+      <w:tr>
+        <w:tc>
+          <w:tcPr>
+            <w:tcW w:type="dxa" w:w="4680"/>
+          </w:tcPr>
+          <w:p>
+            <w:pPr>
+              <w:spacing w:after="40" w:before="40"/>
+            </w:pPr>
+            <w:r>
+              <w:rPr>
+                <w:sz w:val="17"/>
+              </w:rPr>
+            </w:r>
+            <w:r>
+              <w:rPr>
+                <w:sz w:val="17"/>
+              </w:rPr>
+              <w:t>The OAuth compliance position</w:t>
+            </w:r>
+          </w:p>
+        </w:tc>
+        <w:tc>
+          <w:tcPr>
+            <w:tcW w:type="dxa" w:w="4680"/>
+          </w:tcPr>
+          <w:p>
+            <w:pPr>
+              <w:spacing w:after="40" w:before="40"/>
+            </w:pPr>
+            <w:r>
+              <w:rPr>
+                <w:sz w:val="17"/>
+              </w:rPr>
+            </w:r>
+            <w:r>
+              <w:rPr>
+                <w:rFonts w:ascii="Menlo" w:hAnsi="Menlo"/>
+                <w:color w:val="0B5A4A"/>
+                <w:sz w:val="17"/>
+              </w:rPr>
+              <w:t>pipeline/OAUTH-COMPLIANCE-FINDINGS.md</w:t>
+            </w:r>
+            <w:r>
+              <w:rPr>
+                <w:sz w:val="17"/>
+              </w:rPr>
+              <w:t xml:space="preserve">, </w:t>
+            </w:r>
+            <w:r>
+              <w:rPr>
+                <w:rFonts w:ascii="Menlo" w:hAnsi="Menlo"/>
+                <w:color w:val="0B5A4A"/>
+                <w:sz w:val="17"/>
+              </w:rPr>
+              <w:t>pipeline/OAUTH-DIRECT-READ.md</w:t>
+            </w:r>
+          </w:p>
+        </w:tc>
+      </w:tr>
+    </w:tbl>
+    <w:p>
+      <w:pPr>
+        <w:spacing w:after="80"/>
+      </w:pPr>
+    </w:p>
+    <w:p>
+      <w:pPr>
+        <w:pStyle w:val="Heading3"/>
+      </w:pPr>
+      <w:r>
+        <w:rPr>
+          <w:rFonts w:ascii="Helvetica Neue" w:hAnsi="Helvetica Neue"/>
+          <w:b/>
+          <w:color w:val="0B5A4A"/>
+          <w:sz w:val="21"/>
+        </w:rPr>
+        <w:t>Things this review deliberately does not repeat</w:t>
+      </w:r>
+    </w:p>
+    <w:p>
+      <w:r>
+        <w:t>Each of these is already documented, most of them more than once. They are listed so</w:t>
+      </w:r>
+    </w:p>
+    <w:p>
+      <w:r>
+        <w:t>nobody adds them here a sixth time:</w:t>
+      </w:r>
+    </w:p>
+    <w:p>
+      <w:pPr>
+        <w:pStyle w:val="ListBullet"/>
+      </w:pPr>
+      <w:r>
+        <w:rPr>
+          <w:b/>
+        </w:rPr>
+        <w:t>The dedup ladder</w:t>
+      </w:r>
+      <w:r>
+        <w:t xml:space="preserve"> — three layers, six verdicts. In four documents.</w:t>
+      </w:r>
+    </w:p>
+    <w:p>
+      <w:pPr>
+        <w:pStyle w:val="ListBullet"/>
+      </w:pPr>
+      <w:r>
+        <w:rPr>
+          <w:b/>
+        </w:rPr>
+        <w:t>The category cascade</w:t>
+      </w:r>
+      <w:r>
+        <w:t xml:space="preserve"> — eight tiers. </w:t>
+      </w:r>
+      <w:r>
+        <w:rPr>
+          <w:rFonts w:ascii="Menlo" w:hAnsi="Menlo"/>
+          <w:color w:val="0B5A4A"/>
+          <w:sz w:val="18"/>
+        </w:rPr>
+        <w:t>transaction-review-spec.md</w:t>
+      </w:r>
+      <w:r>
+        <w:t xml:space="preserve"> §C.</w:t>
+      </w:r>
+    </w:p>
+    <w:p>
+      <w:pPr>
+        <w:pStyle w:val="ListBullet"/>
+      </w:pPr>
+      <w:r>
+        <w:rPr>
+          <w:b/>
+        </w:rPr>
+        <w:t>Internal transfers double-count.</w:t>
+      </w:r>
+      <w:r>
+        <w:t xml:space="preserve"> A known limit, recorded in four documents. It is</w:t>
+      </w:r>
+    </w:p>
+    <w:p>
+      <w:r>
+        <w:t>a real product gap and it is not a finding of this review, because nobody has failed</w:t>
+      </w:r>
+    </w:p>
+    <w:p>
+      <w:r>
+        <w:t>to notice it.</w:t>
+      </w:r>
+    </w:p>
+    <w:p>
+      <w:pPr>
+        <w:pStyle w:val="ListBullet"/>
+      </w:pPr>
+      <w:r>
+        <w:rPr>
+          <w:b/>
+        </w:rPr>
+        <w:t>OAuth connect, template derivation, the model call, the tidy layer</w:t>
+      </w:r>
+      <w:r>
+        <w:t xml:space="preserve"> —</w:t>
+      </w:r>
+    </w:p>
+    <w:p>
+      <w:r>
+        <w:rPr>
+          <w:rFonts w:ascii="Menlo" w:hAnsi="Menlo"/>
+          <w:color w:val="0B5A4A"/>
+          <w:sz w:val="18"/>
+        </w:rPr>
+        <w:t>effortless-transaction-logging-spec.md</w:t>
+      </w:r>
+      <w:r>
+        <w:t xml:space="preserve"> §14.1 and §16.2 to §16.4.</w:t>
+      </w:r>
+    </w:p>
+    <w:p>
+      <w:pPr>
+        <w:pStyle w:val="Heading3"/>
+      </w:pPr>
+      <w:r>
+        <w:rPr>
+          <w:rFonts w:ascii="Helvetica Neue" w:hAnsi="Helvetica Neue"/>
+          <w:b/>
+          <w:color w:val="0B5A4A"/>
+          <w:sz w:val="21"/>
+        </w:rPr>
+        <w:t>The one thing worth reconciling</w:t>
+      </w:r>
+    </w:p>
+    <w:p>
+      <w:r>
+        <w:t>The reference docs describe a cached rejection as cheap: one lookup, no model call, done.</w:t>
+      </w:r>
+    </w:p>
+    <w:p>
+      <w:r>
+        <w:t xml:space="preserve">That is true of the </w:t>
+      </w:r>
+      <w:r>
+        <w:rPr>
+          <w:i/>
+        </w:rPr>
+        <w:t>decision</w:t>
+      </w:r>
+      <w:r>
+        <w:t xml:space="preserve"> and false of the </w:t>
+      </w:r>
+      <w:r>
+        <w:rPr>
+          <w:i/>
+        </w:rPr>
+        <w:t>cost</w:t>
+      </w:r>
+      <w:r>
+        <w:t>, because the decision needs the</w:t>
+      </w:r>
+    </w:p>
+    <w:p>
+      <w:r>
+        <w:t>message body and the body needs a Gmail round trip that nothing remembers making</w:t>
+      </w:r>
+    </w:p>
+    <w:p>
+      <w:r>
+        <w:t>(Finding 1). Both statements are honest and they were written from different evidence —</w:t>
+      </w:r>
+    </w:p>
+    <w:p>
+      <w:r>
+        <w:t xml:space="preserve">one from the code, one from the telemetry. </w:t>
+      </w:r>
+      <w:r>
+        <w:rPr>
+          <w:b/>
+        </w:rPr>
+        <w:t>When Finding 1 is fixed, they converge.</w:t>
+      </w:r>
+    </w:p>
+    <w:p>
+      <w:r>
+        <w:t>Until then, treat this paragraph as the errata for the other four.</w:t>
       </w:r>
     </w:p>
     <w:p>
